--- a/Word Documents/KeaExpert Release Notes.docx
+++ b/Word Documents/KeaExpert Release Notes.docx
@@ -12,31 +12,13 @@
           <w:sz w:val="32"/>
         </w:rPr>
       </w:pPr>
-      <w:proofErr w:type="spellStart"/>
       <w:r>
         <w:rPr>
           <w:rFonts w:eastAsia="Calibri" w:cs="Calibri"/>
           <w:color w:val="3465A4"/>
           <w:sz w:val="32"/>
         </w:rPr>
-        <w:t>Kea</w:t>
-      </w:r>
-      <w:r>
-        <w:rPr>
-          <w:rFonts w:eastAsia="Calibri" w:cs="Calibri"/>
-          <w:color w:val="3465A4"/>
-          <w:sz w:val="32"/>
-        </w:rPr>
-        <w:t>Expert</w:t>
-      </w:r>
-      <w:proofErr w:type="spellEnd"/>
-      <w:r>
-        <w:rPr>
-          <w:rFonts w:eastAsia="Calibri" w:cs="Calibri"/>
-          <w:color w:val="3465A4"/>
-          <w:sz w:val="32"/>
-        </w:rPr>
-        <w:t xml:space="preserve"> release notes</w:t>
+        <w:t>KeaExpert release notes</w:t>
       </w:r>
     </w:p>
     <w:p>
@@ -99,6 +81,126 @@
       </w:r>
       <w:r>
         <w:t xml:space="preserve">. </w:t>
+      </w:r>
+    </w:p>
+    <w:p>
+      <w:pPr>
+        <w:spacing w:line="240" w:lineRule="exact"/>
+      </w:pPr>
+    </w:p>
+    <w:p>
+      <w:pPr>
+        <w:spacing w:line="240" w:lineRule="exact"/>
+        <w:rPr>
+          <w:sz w:val="24"/>
+        </w:rPr>
+      </w:pPr>
+      <w:r>
+        <w:rPr>
+          <w:b/>
+          <w:bCs/>
+          <w:sz w:val="24"/>
+        </w:rPr>
+        <w:t>Version 2.02.</w:t>
+      </w:r>
+      <w:r>
+        <w:rPr>
+          <w:b/>
+          <w:bCs/>
+          <w:sz w:val="24"/>
+        </w:rPr>
+        <w:t>1</w:t>
+      </w:r>
+      <w:r>
+        <w:rPr>
+          <w:b/>
+          <w:bCs/>
+          <w:sz w:val="24"/>
+        </w:rPr>
+        <w:t>5</w:t>
+      </w:r>
+      <w:r>
+        <w:rPr>
+          <w:sz w:val="24"/>
+        </w:rPr>
+        <w:t xml:space="preserve"> (</w:t>
+      </w:r>
+      <w:r>
+        <w:rPr>
+          <w:sz w:val="24"/>
+          <w:szCs w:val="26"/>
+        </w:rPr>
+        <w:t>21-</w:t>
+      </w:r>
+      <w:r>
+        <w:rPr>
+          <w:sz w:val="24"/>
+          <w:szCs w:val="26"/>
+        </w:rPr>
+        <w:t>April</w:t>
+      </w:r>
+      <w:r>
+        <w:rPr>
+          <w:sz w:val="24"/>
+          <w:szCs w:val="26"/>
+        </w:rPr>
+        <w:t>-202</w:t>
+      </w:r>
+      <w:r>
+        <w:rPr>
+          <w:sz w:val="24"/>
+          <w:szCs w:val="26"/>
+        </w:rPr>
+        <w:t>6</w:t>
+      </w:r>
+      <w:r>
+        <w:rPr>
+          <w:sz w:val="24"/>
+        </w:rPr>
+        <w:t>)</w:t>
+      </w:r>
+    </w:p>
+    <w:p>
+      <w:pPr>
+        <w:spacing w:line="240" w:lineRule="exact"/>
+        <w:rPr>
+          <w:sz w:val="24"/>
+        </w:rPr>
+      </w:pPr>
+    </w:p>
+    <w:p>
+      <w:pPr>
+        <w:pStyle w:val="ListParagraph"/>
+        <w:numPr>
+          <w:ilvl w:val="0"/>
+          <w:numId w:val="90"/>
+        </w:numPr>
+        <w:spacing w:line="240" w:lineRule="exact"/>
+        <w:rPr>
+          <w:sz w:val="24"/>
+        </w:rPr>
+      </w:pPr>
+      <w:r>
+        <w:t>Added experiments 1PulseAmplitudeSweep and 1PulseDurationSweep</w:t>
+      </w:r>
+      <w:r>
+        <w:t>.</w:t>
+      </w:r>
+    </w:p>
+    <w:p>
+      <w:pPr>
+        <w:pStyle w:val="ListParagraph"/>
+        <w:numPr>
+          <w:ilvl w:val="0"/>
+          <w:numId w:val="90"/>
+        </w:numPr>
+        <w:spacing w:line="240" w:lineRule="exact"/>
+        <w:rPr>
+          <w:sz w:val="24"/>
+        </w:rPr>
+      </w:pPr>
+      <w:r>
+        <w:t>Added a simulation mode for certain experiments – see ‘Select Kea’ in the file menu to choose this option.</w:t>
       </w:r>
     </w:p>
     <w:p>
@@ -322,43 +424,7 @@
           <w:color w:val="000000"/>
           <w:szCs w:val="22"/>
         </w:rPr>
-        <w:t xml:space="preserve">Port of 2.02.12 </w:t>
-      </w:r>
-      <w:proofErr w:type="spellStart"/>
-      <w:r>
-        <w:rPr>
-          <w:rFonts w:eastAsia="Calibri" w:cs="Calibri"/>
-          <w:color w:val="000000"/>
-          <w:szCs w:val="22"/>
-        </w:rPr>
-        <w:t>SpinsolveExpert</w:t>
-      </w:r>
-      <w:proofErr w:type="spellEnd"/>
-      <w:r>
-        <w:rPr>
-          <w:rFonts w:eastAsia="Calibri" w:cs="Calibri"/>
-          <w:color w:val="000000"/>
-          <w:szCs w:val="22"/>
-        </w:rPr>
-        <w:t xml:space="preserve"> to </w:t>
-      </w:r>
-      <w:proofErr w:type="spellStart"/>
-      <w:r>
-        <w:rPr>
-          <w:rFonts w:eastAsia="Calibri" w:cs="Calibri"/>
-          <w:color w:val="000000"/>
-          <w:szCs w:val="22"/>
-        </w:rPr>
-        <w:t>KeaExpert</w:t>
-      </w:r>
-      <w:proofErr w:type="spellEnd"/>
-      <w:r>
-        <w:rPr>
-          <w:rFonts w:eastAsia="Calibri" w:cs="Calibri"/>
-          <w:color w:val="000000"/>
-          <w:szCs w:val="22"/>
-        </w:rPr>
-        <w:t>.</w:t>
+        <w:t>Port of 2.02.12 SpinsolveExpert to KeaExpert.</w:t>
       </w:r>
       <w:r>
         <w:rPr>
@@ -388,25 +454,7 @@
           <w:color w:val="000000"/>
           <w:szCs w:val="22"/>
         </w:rPr>
-        <w:t xml:space="preserve">Removal of </w:t>
-      </w:r>
-      <w:proofErr w:type="spellStart"/>
-      <w:r>
-        <w:rPr>
-          <w:rFonts w:eastAsia="Calibri" w:cs="Calibri"/>
-          <w:color w:val="000000"/>
-          <w:szCs w:val="22"/>
-        </w:rPr>
-        <w:t>Spinsolve</w:t>
-      </w:r>
-      <w:proofErr w:type="spellEnd"/>
-      <w:r>
-        <w:rPr>
-          <w:rFonts w:eastAsia="Calibri" w:cs="Calibri"/>
-          <w:color w:val="000000"/>
-          <w:szCs w:val="22"/>
-        </w:rPr>
-        <w:t xml:space="preserve"> specific feature</w:t>
+        <w:t>Removal of Spinsolve specific feature</w:t>
       </w:r>
       <w:r>
         <w:rPr>
@@ -522,25 +570,7 @@
           <w:color w:val="000000"/>
           <w:szCs w:val="22"/>
         </w:rPr>
-        <w:t xml:space="preserve"> these values since for the Kea these may change more often than on the </w:t>
-      </w:r>
-      <w:proofErr w:type="spellStart"/>
-      <w:r>
-        <w:rPr>
-          <w:rFonts w:eastAsia="Calibri" w:cs="Calibri"/>
-          <w:color w:val="000000"/>
-          <w:szCs w:val="22"/>
-        </w:rPr>
-        <w:t>Spinsolve</w:t>
-      </w:r>
-      <w:proofErr w:type="spellEnd"/>
-      <w:r>
-        <w:rPr>
-          <w:rFonts w:eastAsia="Calibri" w:cs="Calibri"/>
-          <w:color w:val="000000"/>
-          <w:szCs w:val="22"/>
-        </w:rPr>
-        <w:t xml:space="preserve">. </w:t>
+        <w:t xml:space="preserve"> these values since for the Kea these may change more often than on the Spinsolve. </w:t>
       </w:r>
     </w:p>
     <w:p>
